--- a/runInstruction.docx
+++ b/runInstruction.docx
@@ -106,6 +106,24 @@
           <w:rFonts w:ascii="Montserrat" w:hAnsi="Montserrat"/>
         </w:rPr>
         <w:t>Run: npm run build</w:t>
+      </w:r>
+    </w:p>
+    <w:p>
+      <w:pPr>
+        <w:pStyle w:val="ListParagraph"/>
+        <w:numPr>
+          <w:ilvl w:val="0"/>
+          <w:numId w:val="1"/>
+        </w:numPr>
+        <w:rPr>
+          <w:rFonts w:ascii="Montserrat" w:hAnsi="Montserrat"/>
+        </w:rPr>
+      </w:pPr>
+      <w:r>
+        <w:rPr>
+          <w:rFonts w:ascii="Montserrat" w:hAnsi="Montserrat"/>
+        </w:rPr>
+        <w:t>Set the REVERB IP Address in .env</w:t>
       </w:r>
     </w:p>
     <w:p>
